--- a/docs/paper/艺培通课程设计报告.docx
+++ b/docs/paper/艺培通课程设计报告.docx
@@ -228,7 +228,7 @@
         <w:rPr>
           <w:rFonts w:hint="eastAsia"/>
         </w:rPr>
-        <w:t>uni-app 是一套使用 Vue 语法开发跨平台应用的框架，一套代码可编译运行到 H5、微信小程序与 Android/iOS App 等多个平台。对于家长端与教师端这类以移动端高频轻量操作为主的场景，uni-app 能够显著降低多端重复开发成本。本系统移动端基于 uni-app 与 uView Plus 组件库实现家长端与教师端页面，业务规则统一由后端接口提供，保证各端数据一致。</w:t>
+        <w:t>uni-app 是一套使用 Vue 语法开发跨平台应用的框架，一套代码可编译运行到 H5、微信小程序与 Android/iOS App 等多个平台。对于家长端与教师端这类以移动端高频轻量操作为主的场景，uni-app 能够显著降低多端重复开发成本，本次交付以 H5 形态运行验证。本系统移动端基于 uni-app 与 uView Plus 组件库实现家长端与教师端页面，业务规则统一由后端接口提供，保证各端数据一致。</w:t>
       </w:r>
     </w:p>
     <w:p>
@@ -409,7 +409,7 @@
         <w:rPr>
           <w:rFonts w:hint="eastAsia"/>
         </w:rPr>
-        <w:t>移动端选择 uni-app，主要基于以下考虑：首先，家长与教师的使用场景以移动端高频轻量操作为主，uni-app 支持一套代码同时发布 H5 与微信小程序，覆盖成本低；其次，uni-app 使用 Vue 语法，与团队的技术栈保持一致，降低学习与维护成本；最后，家长端与教师端通过统一的后端接口与 Web 管理后台交互，避免业务规则在两端重复实现。</w:t>
+        <w:t>移动端选择 uni-app，主要基于以下考虑：首先，家长与教师的使用场景以移动端高频轻量操作为主，uni-app 支持一套代码多端发布（H5/微信小程序/App），覆盖成本低，本次交付以 H5 形态发布；其次，uni-app 使用 Vue 语法，与团队的技术栈保持一致，降低学习与维护成本；最后，家长端与教师端通过统一的后端接口与 Web 管理后台交互，避免业务规则在两端重复实现。</w:t>
       </w:r>
     </w:p>
     <w:p>
@@ -541,7 +541,7 @@
         <w:rPr>
           <w:rFonts w:hint="eastAsia"/>
         </w:rPr>
-        <w:t>⑤ 开发与构建工具：后端使用 Maven 3.9 管理依赖与构建，管理后台使用 Vite 5 与 npm 完成开发与构建，移动端使用 uni-app CLI 构建 H5 与小程序产物；</w:t>
+        <w:t>⑤ 开发与构建工具：后端使用 Maven 3.9 管理依赖与构建，管理后台使用 Vite 5 与 npm 完成开发与构建，移动端使用 uni-app CLI 构建 H5 产物；</w:t>
       </w:r>
     </w:p>
     <w:p>
